--- a/public/downloads/przykladowa-praca-magisterska-pedagogika-specjalna.docx
+++ b/public/downloads/przykladowa-praca-magisterska-pedagogika-specjalna.docx
@@ -120,7 +120,7 @@
         <w:t xml:space="preserve">dziecka ze specjalnymi potrzebami edukacyjnymi, prowadzone od diagnozy (obserwacja, wywiady, analiza dokumentów: orzeczenie, WOPFU, IPET), przez analizę funkcjonowania, po wskazania do dalszej pracy. Niebieskie adnotacje opisują funkcję każdej części — usuń je w swojej pracy. Opis przypadku jest fikcyjny; w swojej pracy bezwzględnie zanonimizuj dane dziecka i uzyskaj zgody. Pełne poradniki: praca-magisterska.pl/poradniki/</w:t>
       </w:r>
     </w:p>
-    <w:bookmarkStart w:id="20" w:name="streszczenie"/>
+    <w:bookmarkStart w:id="9" w:name="_streszczenie"/>
     <w:p>
       <w:pPr>
         <w:pStyle w:val="Heading1"/>
@@ -163,8 +163,8 @@
         <w:t xml:space="preserve">[Streszczenie studium przypadku: kto jest badany (wiek, kontekst — bez danych identyfikujących), cel, metoda z technikami i wymiarem materiału (ile sesji, ile wywiadów), główne ustalenie i typ wskazań. Praca z pedagogiki specjalnej ZAWSZE kończy się wskazaniami do praktyki.]</w:t>
       </w:r>
     </w:p>
-    <w:bookmarkEnd w:id="20"/>
-    <w:bookmarkStart w:id="21" w:name="spis-treści"/>
+    <w:bookmarkEnd w:id="9"/>
+    <w:bookmarkStart w:id="10" w:name="_68349d0c7d64ae346c98bcec9a8185b5790f4f0"/>
     <w:p>
       <w:pPr>
         <w:pStyle w:val="Heading1"/>
@@ -382,8 +382,8 @@
         <w:t xml:space="preserve"> </w:t>
       </w:r>
     </w:p>
-    <w:bookmarkEnd w:id="21"/>
-    <w:bookmarkStart w:id="25" w:name="rozdział-2.-metodologia-badań-własnych"/>
+    <w:bookmarkEnd w:id="10"/>
+    <w:bookmarkStart w:id="14" w:name="_e5d7ec71757ba9fefd674d99e22409777750ebe"/>
     <w:p>
       <w:pPr>
         <w:pStyle w:val="Heading1"/>
@@ -392,7 +392,7 @@
         <w:t xml:space="preserve">Rozdział 2. Metodologia badań własnych</w:t>
       </w:r>
     </w:p>
-    <w:bookmarkStart w:id="22" w:name="przedmiot-i-cel-badań-problemy-badawcze"/>
+    <w:bookmarkStart w:id="11" w:name="_29998d559bc0146817a3f78038457129661679c"/>
     <w:p>
       <w:pPr>
         <w:pStyle w:val="Heading2"/>
@@ -417,8 +417,8 @@
         <w:t xml:space="preserve">[W studium przypadku problemy badawcze mają charakter eksploracyjny (jak? jakie?) — nie stawia się hipotez statystycznych. To poprawne i warto to zaznaczyć, zanim zrobi to recenzent.]</w:t>
       </w:r>
     </w:p>
-    <w:bookmarkEnd w:id="22"/>
-    <w:bookmarkStart w:id="23" w:name="X60f8878a68b777861fedaf29858a408562936fe"/>
+    <w:bookmarkEnd w:id="11"/>
+    <w:bookmarkStart w:id="12" w:name="_60f8878a68b777861fedaf29858a408562936fe"/>
     <w:p>
       <w:pPr>
         <w:pStyle w:val="Heading2"/>
@@ -443,8 +443,8 @@
         <w:t xml:space="preserve">[Sygnatura warsztatu pedagogiki specjalnej: triangulacja obserwacji, wywiadów i dokumentów specyficznych dla systemu wsparcia (orzeczenie, WOPFU, IPET). Wymień dokumenty po nazwach — recenzent sprawdzi, czy znasz system.]</w:t>
       </w:r>
     </w:p>
-    <w:bookmarkEnd w:id="23"/>
-    <w:bookmarkStart w:id="24" w:name="organizacja-badania-i-kwestie-etyczne"/>
+    <w:bookmarkEnd w:id="12"/>
+    <w:bookmarkStart w:id="13" w:name="_2109711dd9c50657f60cf3fd9f5385bb06c974c"/>
     <w:p>
       <w:pPr>
         <w:pStyle w:val="Heading2"/>
@@ -461,9 +461,9 @@
         <w:t xml:space="preserve">Na przeprowadzenie badania uzyskano pisemną zgodę matki chłopca oraz dyrekcji szkoły, a formę udziału dostosowano do możliwości dziecka (obserwacja w naturalnych sytuacjach, bez dodatkowych zadań diagnostycznych). Wszystkie dane zanonimizowano: imię chłopca zastąpiono pseudonimem, a informacje umożliwiające identyfikację szkoły i rodziny uogólniono. Materiały z badania przechowywano w sposób zabezpieczony i wykorzystano wyłącznie do celów pracy.</w:t>
       </w:r>
     </w:p>
-    <w:bookmarkEnd w:id="24"/>
-    <w:bookmarkEnd w:id="25"/>
-    <w:bookmarkStart w:id="27" w:name="rozdział-3.-studium-przypadku-ucznia"/>
+    <w:bookmarkEnd w:id="13"/>
+    <w:bookmarkEnd w:id="14"/>
+    <w:bookmarkStart w:id="16" w:name="_258f29240858232a7075f51a5541a386bc72f99"/>
     <w:p>
       <w:pPr>
         <w:pStyle w:val="Heading1"/>
@@ -472,7 +472,7 @@
         <w:t xml:space="preserve">Rozdział 3. Studium przypadku ucznia</w:t>
       </w:r>
     </w:p>
-    <w:bookmarkStart w:id="26" w:name="Xac63f1780f249cd0f5aa27d0d363d8ca0343685"/>
+    <w:bookmarkStart w:id="15" w:name="_ac63f1780f249cd0f5aa27d0d363d8ca0343685"/>
     <w:p>
       <w:pPr>
         <w:pStyle w:val="Heading2"/>
@@ -653,9 +653,9 @@
         <w:t xml:space="preserve">[Nawet w badaniu jakościowym proste zliczenia z arkusza obserwacji porządkują obraz — pod warunkiem, że nie udają statystyki (żadnych testów przy n = 1!). Tabela + opis wzorca + przykłady konkretnych scen z notatek jakościowych to właściwa proporcja.]</w:t>
       </w:r>
     </w:p>
-    <w:bookmarkEnd w:id="26"/>
-    <w:bookmarkEnd w:id="27"/>
-    <w:bookmarkStart w:id="28" w:name="Xc43ff695bdfb02d297cad1c12ef644d43f8df3b"/>
+    <w:bookmarkEnd w:id="15"/>
+    <w:bookmarkEnd w:id="16"/>
+    <w:bookmarkStart w:id="17" w:name="_c43ff695bdfb02d297cad1c12ef644d43f8df3b"/>
     <w:p>
       <w:pPr>
         <w:pStyle w:val="Heading1"/>
@@ -674,14 +674,14 @@
     </w:p>
     <w:p>
       <w:pPr>
-        <w:pStyle w:val="BodyText"/>
+        <w:pStyle w:val="FirstParagraph"/>
       </w:pPr>
       <w:r>
         <w:t xml:space="preserve">Odpowiadając na problem główny: funkcjonowanie społeczne Adama jest silnie warunkowane strukturą sytuacji — kompetencje, które ujawnia w kontaktach indywidualnych, nie przenoszą się samoczynnie na sytuacje grupowe o wysokiej stymulacji. Wskazania dla nauczycieli: (1) planowe wykorzystywanie aktywności pomostowych opartych na zainteresowaniach ucznia w pracy zespołowej; (2) zapewnienie przewidywalnej struktury zajęć grupowych i dostępu do miejsca wyciszenia; (3) przygotowywanie ucznia do zmian w planie dnia z wyprzedzeniem. Wskazania dla współpracy z rodziną: kontynuacja spójnych strategii w domu i szkole oraz włączenie ustaleń do najbliższej aktualizacji IPET.</w:t>
       </w:r>
     </w:p>
-    <w:bookmarkEnd w:id="28"/>
-    <w:bookmarkStart w:id="32" w:name="bibliografia"/>
+    <w:bookmarkEnd w:id="17"/>
+    <w:bookmarkStart w:id="22" w:name="_bibliografia"/>
     <w:p>
       <w:pPr>
         <w:pStyle w:val="Heading1"/>
@@ -804,7 +804,7 @@
     </w:p>
     <w:p>
       <w:pPr>
-        <w:pStyle w:val="BodyText"/>
+        <w:pStyle w:val="FirstParagraph"/>
       </w:pPr>
       <w:r>
         <w:t xml:space="preserve">Wzór przygotowała redakcja serwisu</w:t>
@@ -832,7 +832,7 @@
           <w:b/>
           <w:bCs/>
         </w:rPr>
-        <w:t xml:space="preserve">Smart-Edu.ai — pierwsza wersja pracy w kilka godzin, nie w kilka miesięcy</w:t>
+        <w:t xml:space="preserve">„Jak napisać pracę magisterską z pedagogiki specjalnej” — przewodnik do tego wzoru</w:t>
       </w:r>
     </w:p>
     <w:p>
@@ -840,21 +840,21 @@
         <w:pStyle w:val="Note"/>
       </w:pPr>
       <w:r>
-        <w:t xml:space="preserve">Podajesz temat, kierunek studiów i wytyczne promotora, a sztuczna inteligencja generuje unikalny, gotowy do edycji tekst: z poprawną strukturą rozdziałów, przypisami i bibliografią. Rejestracja jest darmowa, płacisz wyłącznie za wygenerowany tekst.</w:t>
+        <w:t xml:space="preserve">Wzór pokazuje układ pracy. Przewodnik pokazuje, jak wypełnić każdy rozdział treścią: dobór metody i narzędzi, analiza wyników, typowe uwagi recenzentów. PDF + EPUB, 49 zł, dostęp od razu po płatności.</w:t>
       </w:r>
     </w:p>
     <w:p>
       <w:pPr>
         <w:pStyle w:val="Note"/>
       </w:pPr>
-      <w:hyperlink r:id="rId29">
+      <w:hyperlink r:id="rId18">
         <w:r>
           <w:rPr>
             <w:rStyle w:val="Hyperlink"/>
             <w:b/>
             <w:bCs/>
           </w:rPr>
-          <w:t xml:space="preserve">www.smart-edu.ai/pl/masters-thesis</w:t>
+          <w:t xml:space="preserve">praca-magisterska.pl/sklep/jak-napisac-prace-magisterska-z-pedagogiki-specjalnej/</w:t>
         </w:r>
       </w:hyperlink>
     </w:p>
@@ -863,35 +863,50 @@
         <w:pStyle w:val="BodyText"/>
       </w:pPr>
       <w:r>
-        <w:t xml:space="preserve">Wolisz napisać pracę w pełni samodzielnie? Pomoże Ci ebook</w:t>
-      </w:r>
-      <w:r>
-        <w:t xml:space="preserve"> </w:t>
-      </w:r>
-      <w:r>
-        <w:rPr>
-          <w:b/>
-          <w:bCs/>
-        </w:rPr>
-        <w:t xml:space="preserve">„Jak napisać pracę magisterską. Kompletny przewodnik od A do Z”</w:t>
-      </w:r>
-      <w:r>
-        <w:t xml:space="preserve"> </w:t>
-      </w:r>
-      <w:r>
-        <w:t xml:space="preserve">— 250 stron praktycznych wskazówek, szablonów i checklist, z rozdziałem o etycznym korzystaniu z AI:</w:t>
-      </w:r>
-      <w:r>
-        <w:t xml:space="preserve"> </w:t>
-      </w:r>
-      <w:hyperlink r:id="rId30">
+        <w:t xml:space="preserve">Chcesz zobaczyć kompletną pracę z przypisami i bibliografią? Zajrzyj do</w:t>
+      </w:r>
+      <w:r>
+        <w:t xml:space="preserve"> </w:t>
+      </w:r>
+      <w:hyperlink r:id="rId19">
         <w:r>
           <w:rPr>
             <w:rStyle w:val="Hyperlink"/>
           </w:rPr>
-          <w:t xml:space="preserve">www.praca-magisterska.pl/sklep/praca-magisterska-ebook/</w:t>
+          <w:t xml:space="preserve">katalogu gotowych prac wzorcowych</w:t>
         </w:r>
       </w:hyperlink>
+      <w:r>
+        <w:t xml:space="preserve"> </w:t>
+      </w:r>
+      <w:r>
+        <w:t xml:space="preserve">(59 zł za pracę).</w:t>
+      </w:r>
+    </w:p>
+    <w:p>
+      <w:pPr>
+        <w:pStyle w:val="BodyText"/>
+      </w:pPr>
+      <w:r>
+        <w:t xml:space="preserve">Generator</w:t>
+      </w:r>
+      <w:r>
+        <w:t xml:space="preserve"> </w:t>
+      </w:r>
+      <w:hyperlink r:id="rId20">
+        <w:r>
+          <w:rPr>
+            <w:rStyle w:val="Hyperlink"/>
+          </w:rPr>
+          <w:t xml:space="preserve">Smart-Edu.ai</w:t>
+        </w:r>
+      </w:hyperlink>
+      <w:r>
+        <w:t xml:space="preserve"> </w:t>
+      </w:r>
+      <w:r>
+        <w:t xml:space="preserve">przygotuje pierwszą wersję tekstu z pomocą sztucznej inteligencji, jeśli wolisz zacząć od szkicu.</w:t>
+      </w:r>
     </w:p>
     <w:p>
       <w:pPr>
@@ -907,7 +922,7 @@
       <w:r>
         <w:t xml:space="preserve"> </w:t>
       </w:r>
-      <w:hyperlink r:id="rId31">
+      <w:hyperlink r:id="rId21">
         <w:r>
           <w:rPr>
             <w:rStyle w:val="Hyperlink"/>
@@ -918,7 +933,7 @@
         </w:r>
       </w:hyperlink>
     </w:p>
-    <w:bookmarkEnd w:id="32"/>
+    <w:bookmarkEnd w:id="22"/>
     <w:sectPr/>
   </w:body>
 </w:document>
